--- a/PL_SQL_EX_1.docx
+++ b/PL_SQL_EX_1.docx
@@ -247,18 +247,114 @@
     <w:p>
       <w:pPr>
         <w:rPr>
-          <w:rFonts w:ascii="Times New Roman" w:hAnsi="Times New Roman" w:cs="Times New Roman"/>
-          <w:b/>
-          <w:bCs/>
-          <w:sz w:val="24"/>
-          <w:szCs w:val="24"/>
-        </w:rPr>
-      </w:pPr>
-      <w:r>
-        <w:rPr>
-          <w:rFonts w:ascii="Times New Roman" w:hAnsi="Times New Roman" w:cs="Times New Roman"/>
-          <w:b/>
-          <w:bCs/>
+          <w:rFonts w:ascii="New times roman" w:hAnsi="New times roman"/>
+          <w:b/>
+          <w:bCs/>
+          <w:sz w:val="30"/>
+          <w:szCs w:val="30"/>
+          <w:lang w:val="en-US"/>
+        </w:rPr>
+      </w:pPr>
+    </w:p>
+    <w:p>
+      <w:pPr>
+        <w:rPr>
+          <w:rFonts w:ascii="New times roman" w:hAnsi="New times roman"/>
+          <w:b/>
+          <w:bCs/>
+          <w:sz w:val="30"/>
+          <w:szCs w:val="30"/>
+          <w:lang w:val="en-US"/>
+        </w:rPr>
+      </w:pPr>
+    </w:p>
+    <w:p>
+      <w:pPr>
+        <w:rPr>
+          <w:rFonts w:ascii="New times roman" w:hAnsi="New times roman"/>
+          <w:b/>
+          <w:bCs/>
+          <w:sz w:val="30"/>
+          <w:szCs w:val="30"/>
+          <w:lang w:val="en-US"/>
+        </w:rPr>
+      </w:pPr>
+    </w:p>
+    <w:p>
+      <w:pPr>
+        <w:rPr>
+          <w:rFonts w:ascii="New times roman" w:hAnsi="New times roman"/>
+          <w:b/>
+          <w:bCs/>
+          <w:sz w:val="30"/>
+          <w:szCs w:val="30"/>
+          <w:lang w:val="en-US"/>
+        </w:rPr>
+      </w:pPr>
+    </w:p>
+    <w:p>
+      <w:pPr>
+        <w:rPr>
+          <w:rFonts w:ascii="New times roman" w:hAnsi="New times roman"/>
+          <w:b/>
+          <w:bCs/>
+          <w:sz w:val="30"/>
+          <w:szCs w:val="30"/>
+          <w:lang w:val="en-US"/>
+        </w:rPr>
+      </w:pPr>
+    </w:p>
+    <w:p>
+      <w:pPr>
+        <w:rPr>
+          <w:rFonts w:ascii="New times roman" w:hAnsi="New times roman"/>
+          <w:b/>
+          <w:bCs/>
+          <w:sz w:val="30"/>
+          <w:szCs w:val="30"/>
+          <w:lang w:val="en-US"/>
+        </w:rPr>
+      </w:pPr>
+    </w:p>
+    <w:p>
+      <w:pPr>
+        <w:rPr>
+          <w:rFonts w:ascii="New times roman" w:hAnsi="New times roman"/>
+          <w:b/>
+          <w:bCs/>
+          <w:sz w:val="24"/>
+          <w:szCs w:val="24"/>
+          <w:lang w:val="en-US"/>
+        </w:rPr>
+      </w:pPr>
+      <w:r>
+        <w:rPr>
+          <w:rFonts w:ascii="New times roman" w:hAnsi="New times roman"/>
+          <w:b/>
+          <w:bCs/>
+          <w:sz w:val="24"/>
+          <w:szCs w:val="24"/>
+          <w:lang w:val="en-US"/>
+        </w:rPr>
+        <w:t>Scenario 1:</w:t>
+      </w:r>
+    </w:p>
+    <w:p>
+      <w:pPr>
+        <w:rPr>
+          <w:rFonts w:ascii="Times New Roman" w:hAnsi="Times New Roman" w:cs="Times New Roman"/>
+          <w:b/>
+          <w:bCs/>
+          <w:sz w:val="24"/>
+          <w:szCs w:val="24"/>
+        </w:rPr>
+      </w:pPr>
+      <w:r>
+        <w:rPr>
+          <w:rFonts w:ascii="Times New Roman" w:hAnsi="Times New Roman" w:cs="Times New Roman"/>
+          <w:b/>
+          <w:bCs/>
+          <w:noProof/>
           <w:sz w:val="24"/>
           <w:szCs w:val="24"/>
         </w:rPr>
@@ -336,6 +432,7 @@
           <w:rFonts w:ascii="Times New Roman" w:hAnsi="Times New Roman" w:cs="Times New Roman"/>
           <w:b/>
           <w:bCs/>
+          <w:noProof/>
           <w:sz w:val="24"/>
           <w:szCs w:val="24"/>
         </w:rPr>
@@ -376,9 +473,311 @@
         </w:drawing>
       </w:r>
     </w:p>
-    <w:p/>
-    <w:p/>
-    <w:p/>
+    <w:p>
+      <w:pPr>
+        <w:rPr>
+          <w:rFonts w:ascii="Times New Roman" w:hAnsi="Times New Roman" w:cs="Times New Roman"/>
+          <w:b/>
+          <w:bCs/>
+          <w:sz w:val="24"/>
+          <w:szCs w:val="24"/>
+        </w:rPr>
+      </w:pPr>
+      <w:r>
+        <w:rPr>
+          <w:rFonts w:ascii="Times New Roman" w:hAnsi="Times New Roman" w:cs="Times New Roman"/>
+          <w:b/>
+          <w:bCs/>
+          <w:sz w:val="24"/>
+          <w:szCs w:val="24"/>
+        </w:rPr>
+        <w:t>Scenario 2:</w:t>
+      </w:r>
+    </w:p>
+    <w:p>
+      <w:pPr>
+        <w:rPr>
+          <w:rFonts w:ascii="Times New Roman" w:hAnsi="Times New Roman" w:cs="Times New Roman"/>
+          <w:b/>
+          <w:bCs/>
+          <w:sz w:val="24"/>
+          <w:szCs w:val="24"/>
+        </w:rPr>
+      </w:pPr>
+      <w:r>
+        <w:rPr>
+          <w:rFonts w:ascii="Times New Roman" w:hAnsi="Times New Roman" w:cs="Times New Roman"/>
+          <w:b/>
+          <w:bCs/>
+          <w:sz w:val="24"/>
+          <w:szCs w:val="24"/>
+        </w:rPr>
+        <w:drawing>
+          <wp:inline distT="0" distB="0" distL="0" distR="0" wp14:anchorId="5A81C61D" wp14:editId="7CC939A9">
+            <wp:extent cx="5731510" cy="2778760"/>
+            <wp:effectExtent l="0" t="0" r="2540" b="2540"/>
+            <wp:docPr id="1955140740" name="Picture 1"/>
+            <wp:cNvGraphicFramePr>
+              <a:graphicFrameLocks xmlns:a="http://schemas.openxmlformats.org/drawingml/2006/main" noChangeAspect="1"/>
+            </wp:cNvGraphicFramePr>
+            <a:graphic xmlns:a="http://schemas.openxmlformats.org/drawingml/2006/main">
+              <a:graphicData uri="http://schemas.openxmlformats.org/drawingml/2006/picture">
+                <pic:pic xmlns:pic="http://schemas.openxmlformats.org/drawingml/2006/picture">
+                  <pic:nvPicPr>
+                    <pic:cNvPr id="1955140740" name=""/>
+                    <pic:cNvPicPr/>
+                  </pic:nvPicPr>
+                  <pic:blipFill>
+                    <a:blip r:embed="rId7"/>
+                    <a:stretch>
+                      <a:fillRect/>
+                    </a:stretch>
+                  </pic:blipFill>
+                  <pic:spPr>
+                    <a:xfrm>
+                      <a:off x="0" y="0"/>
+                      <a:ext cx="5731510" cy="2778760"/>
+                    </a:xfrm>
+                    <a:prstGeom prst="rect">
+                      <a:avLst/>
+                    </a:prstGeom>
+                  </pic:spPr>
+                </pic:pic>
+              </a:graphicData>
+            </a:graphic>
+          </wp:inline>
+        </w:drawing>
+      </w:r>
+    </w:p>
+    <w:p>
+      <w:pPr>
+        <w:rPr>
+          <w:rFonts w:ascii="Times New Roman" w:hAnsi="Times New Roman" w:cs="Times New Roman"/>
+          <w:b/>
+          <w:bCs/>
+          <w:sz w:val="24"/>
+          <w:szCs w:val="24"/>
+        </w:rPr>
+      </w:pPr>
+      <w:r>
+        <w:rPr>
+          <w:rFonts w:ascii="Times New Roman" w:hAnsi="Times New Roman" w:cs="Times New Roman"/>
+          <w:b/>
+          <w:bCs/>
+          <w:sz w:val="24"/>
+          <w:szCs w:val="24"/>
+        </w:rPr>
+        <w:t>Output:</w:t>
+      </w:r>
+    </w:p>
+    <w:p>
+      <w:pPr>
+        <w:rPr>
+          <w:rFonts w:ascii="Times New Roman" w:hAnsi="Times New Roman" w:cs="Times New Roman"/>
+          <w:b/>
+          <w:bCs/>
+          <w:sz w:val="24"/>
+          <w:szCs w:val="24"/>
+        </w:rPr>
+      </w:pPr>
+      <w:r>
+        <w:rPr>
+          <w:rFonts w:ascii="Times New Roman" w:hAnsi="Times New Roman" w:cs="Times New Roman"/>
+          <w:b/>
+          <w:bCs/>
+          <w:sz w:val="24"/>
+          <w:szCs w:val="24"/>
+        </w:rPr>
+        <w:lastRenderedPageBreak/>
+        <w:drawing>
+          <wp:inline distT="0" distB="0" distL="0" distR="0" wp14:anchorId="3E8B049E" wp14:editId="763CE56E">
+            <wp:extent cx="4580017" cy="2552921"/>
+            <wp:effectExtent l="0" t="0" r="0" b="0"/>
+            <wp:docPr id="2039625253" name="Picture 1"/>
+            <wp:cNvGraphicFramePr>
+              <a:graphicFrameLocks xmlns:a="http://schemas.openxmlformats.org/drawingml/2006/main" noChangeAspect="1"/>
+            </wp:cNvGraphicFramePr>
+            <a:graphic xmlns:a="http://schemas.openxmlformats.org/drawingml/2006/main">
+              <a:graphicData uri="http://schemas.openxmlformats.org/drawingml/2006/picture">
+                <pic:pic xmlns:pic="http://schemas.openxmlformats.org/drawingml/2006/picture">
+                  <pic:nvPicPr>
+                    <pic:cNvPr id="2039625253" name=""/>
+                    <pic:cNvPicPr/>
+                  </pic:nvPicPr>
+                  <pic:blipFill>
+                    <a:blip r:embed="rId8"/>
+                    <a:stretch>
+                      <a:fillRect/>
+                    </a:stretch>
+                  </pic:blipFill>
+                  <pic:spPr>
+                    <a:xfrm>
+                      <a:off x="0" y="0"/>
+                      <a:ext cx="4580017" cy="2552921"/>
+                    </a:xfrm>
+                    <a:prstGeom prst="rect">
+                      <a:avLst/>
+                    </a:prstGeom>
+                  </pic:spPr>
+                </pic:pic>
+              </a:graphicData>
+            </a:graphic>
+          </wp:inline>
+        </w:drawing>
+      </w:r>
+      <w:r>
+        <w:rPr>
+          <w:rFonts w:ascii="Times New Roman" w:hAnsi="Times New Roman" w:cs="Times New Roman"/>
+          <w:b/>
+          <w:bCs/>
+          <w:sz w:val="24"/>
+          <w:szCs w:val="24"/>
+        </w:rPr>
+        <w:br/>
+      </w:r>
+      <w:r>
+        <w:rPr>
+          <w:rFonts w:ascii="Times New Roman" w:hAnsi="Times New Roman" w:cs="Times New Roman"/>
+          <w:b/>
+          <w:bCs/>
+          <w:sz w:val="24"/>
+          <w:szCs w:val="24"/>
+        </w:rPr>
+        <w:br/>
+        <w:t>Scenario 3:</w:t>
+      </w:r>
+    </w:p>
+    <w:p>
+      <w:pPr>
+        <w:rPr>
+          <w:rFonts w:ascii="Times New Roman" w:hAnsi="Times New Roman" w:cs="Times New Roman"/>
+          <w:b/>
+          <w:bCs/>
+          <w:sz w:val="24"/>
+          <w:szCs w:val="24"/>
+        </w:rPr>
+      </w:pPr>
+      <w:r>
+        <w:rPr>
+          <w:rFonts w:ascii="Times New Roman" w:hAnsi="Times New Roman" w:cs="Times New Roman"/>
+          <w:b/>
+          <w:bCs/>
+          <w:sz w:val="24"/>
+          <w:szCs w:val="24"/>
+        </w:rPr>
+        <w:drawing>
+          <wp:inline distT="0" distB="0" distL="0" distR="0" wp14:anchorId="1677C432" wp14:editId="0BAE6665">
+            <wp:extent cx="5006774" cy="2461473"/>
+            <wp:effectExtent l="0" t="0" r="3810" b="0"/>
+            <wp:docPr id="1648685162" name="Picture 1"/>
+            <wp:cNvGraphicFramePr>
+              <a:graphicFrameLocks xmlns:a="http://schemas.openxmlformats.org/drawingml/2006/main" noChangeAspect="1"/>
+            </wp:cNvGraphicFramePr>
+            <a:graphic xmlns:a="http://schemas.openxmlformats.org/drawingml/2006/main">
+              <a:graphicData uri="http://schemas.openxmlformats.org/drawingml/2006/picture">
+                <pic:pic xmlns:pic="http://schemas.openxmlformats.org/drawingml/2006/picture">
+                  <pic:nvPicPr>
+                    <pic:cNvPr id="1648685162" name=""/>
+                    <pic:cNvPicPr/>
+                  </pic:nvPicPr>
+                  <pic:blipFill>
+                    <a:blip r:embed="rId9"/>
+                    <a:stretch>
+                      <a:fillRect/>
+                    </a:stretch>
+                  </pic:blipFill>
+                  <pic:spPr>
+                    <a:xfrm>
+                      <a:off x="0" y="0"/>
+                      <a:ext cx="5006774" cy="2461473"/>
+                    </a:xfrm>
+                    <a:prstGeom prst="rect">
+                      <a:avLst/>
+                    </a:prstGeom>
+                  </pic:spPr>
+                </pic:pic>
+              </a:graphicData>
+            </a:graphic>
+          </wp:inline>
+        </w:drawing>
+      </w:r>
+    </w:p>
+    <w:p>
+      <w:pPr>
+        <w:rPr>
+          <w:rFonts w:ascii="Times New Roman" w:hAnsi="Times New Roman" w:cs="Times New Roman"/>
+          <w:b/>
+          <w:bCs/>
+          <w:sz w:val="24"/>
+          <w:szCs w:val="24"/>
+        </w:rPr>
+      </w:pPr>
+      <w:r>
+        <w:rPr>
+          <w:rFonts w:ascii="Times New Roman" w:hAnsi="Times New Roman" w:cs="Times New Roman"/>
+          <w:b/>
+          <w:bCs/>
+          <w:sz w:val="24"/>
+          <w:szCs w:val="24"/>
+        </w:rPr>
+        <w:t>Output:</w:t>
+      </w:r>
+    </w:p>
+    <w:p>
+      <w:pPr>
+        <w:rPr>
+          <w:rFonts w:ascii="Times New Roman" w:hAnsi="Times New Roman" w:cs="Times New Roman"/>
+          <w:b/>
+          <w:bCs/>
+          <w:sz w:val="24"/>
+          <w:szCs w:val="24"/>
+        </w:rPr>
+      </w:pPr>
+      <w:r>
+        <w:rPr>
+          <w:rFonts w:ascii="Times New Roman" w:hAnsi="Times New Roman" w:cs="Times New Roman"/>
+          <w:b/>
+          <w:bCs/>
+          <w:sz w:val="24"/>
+          <w:szCs w:val="24"/>
+        </w:rPr>
+        <w:drawing>
+          <wp:inline distT="0" distB="0" distL="0" distR="0" wp14:anchorId="1F7F0DA7" wp14:editId="683B88DF">
+            <wp:extent cx="4054191" cy="1143099"/>
+            <wp:effectExtent l="0" t="0" r="3810" b="0"/>
+            <wp:docPr id="1544894501" name="Picture 1"/>
+            <wp:cNvGraphicFramePr>
+              <a:graphicFrameLocks xmlns:a="http://schemas.openxmlformats.org/drawingml/2006/main" noChangeAspect="1"/>
+            </wp:cNvGraphicFramePr>
+            <a:graphic xmlns:a="http://schemas.openxmlformats.org/drawingml/2006/main">
+              <a:graphicData uri="http://schemas.openxmlformats.org/drawingml/2006/picture">
+                <pic:pic xmlns:pic="http://schemas.openxmlformats.org/drawingml/2006/picture">
+                  <pic:nvPicPr>
+                    <pic:cNvPr id="1544894501" name=""/>
+                    <pic:cNvPicPr/>
+                  </pic:nvPicPr>
+                  <pic:blipFill>
+                    <a:blip r:embed="rId10"/>
+                    <a:stretch>
+                      <a:fillRect/>
+                    </a:stretch>
+                  </pic:blipFill>
+                  <pic:spPr>
+                    <a:xfrm>
+                      <a:off x="0" y="0"/>
+                      <a:ext cx="4054191" cy="1143099"/>
+                    </a:xfrm>
+                    <a:prstGeom prst="rect">
+                      <a:avLst/>
+                    </a:prstGeom>
+                  </pic:spPr>
+                </pic:pic>
+              </a:graphicData>
+            </a:graphic>
+          </wp:inline>
+        </w:drawing>
+      </w:r>
+    </w:p>
     <w:sectPr>
       <w:pgSz w:w="11906" w:h="16838"/>
       <w:pgMar w:top="1440" w:right="1440" w:bottom="1440" w:left="1440" w:header="708" w:footer="708" w:gutter="0"/>
